--- a/OPD/Lab4/report2.docx
+++ b/OPD/Lab4/report2.docx
@@ -6759,7 +6759,7 @@
           <w:noProof/>
         </w:rPr>
         <w:drawing>
-          <wp:inline distT="0" distB="0" distL="0" distR="0" wp14:anchorId="347A5DF5" wp14:editId="6623BC9C">
+          <wp:inline distT="0" distB="0" distL="0" distR="0" wp14:anchorId="347A5DF5" wp14:editId="130B4DF5">
             <wp:extent cx="2619632" cy="2619632"/>
             <wp:effectExtent l="0" t="0" r="0" b="0"/>
             <wp:docPr id="1144633915" name="Рисунок 3" descr="Изображение выглядит как линия, График, диаграмма, число&#10;&#10;Содержимое, созданное искусственным интеллектом, может быть неверным."/>
@@ -7036,7 +7036,23 @@
           <w:bCs/>
           <w:lang w:val="ru-RU"/>
         </w:rPr>
-        <w:t>ОДЗ:</w:t>
+        <w:t>ОДЗ</w:t>
+      </w:r>
+      <w:r>
+        <w:rPr>
+          <w:b/>
+          <w:bCs/>
+          <w:lang w:val="ru-RU"/>
+        </w:rPr>
+        <w:t xml:space="preserve"> - невероное</w:t>
+      </w:r>
+      <w:r>
+        <w:rPr>
+          <w:b/>
+          <w:bCs/>
+          <w:lang w:val="ru-RU"/>
+        </w:rPr>
+        <w:t>:</w:t>
       </w:r>
       <w:bookmarkEnd w:id="9"/>
     </w:p>
@@ -7131,9 +7147,6 @@
         <w:t xml:space="preserve"> 108</w:t>
       </w:r>
       <w:r>
-        <w:rPr>
-          <w:lang w:val="en-US"/>
-        </w:rPr>
         <w:t>79</w:t>
       </w:r>
       <w:r>
@@ -7406,9 +7419,6 @@
     <w:p>
       <w:pPr>
         <w:ind w:firstLine="720"/>
-        <w:rPr>
-          <w:lang w:val="en-US"/>
-        </w:rPr>
       </w:pPr>
       <w:r>
         <w:t>70</w:t>
@@ -7429,9 +7439,6 @@
     <w:p>
       <w:pPr>
         <w:ind w:firstLine="720"/>
-        <w:rPr>
-          <w:lang w:val="en-US"/>
-        </w:rPr>
       </w:pPr>
     </w:p>
     <w:p>
@@ -7463,18 +7470,12 @@
         <w:t xml:space="preserve"> </w:t>
       </w:r>
       <w:r>
-        <w:rPr>
-          <w:lang w:val="en-US"/>
-        </w:rPr>
         <w:t>=</w:t>
       </w:r>
       <w:r>
         <w:t xml:space="preserve"> </w:t>
       </w:r>
       <w:r>
-        <w:rPr>
-          <w:lang w:val="en-US"/>
-        </w:rPr>
         <w:t>-10963</w:t>
       </w:r>
       <w:r>
@@ -7490,18 +7491,12 @@
         <w:t xml:space="preserve"> </w:t>
       </w:r>
       <w:r>
-        <w:rPr>
-          <w:lang w:val="en-US"/>
-        </w:rPr>
         <w:t>=</w:t>
       </w:r>
       <w:r>
         <w:t xml:space="preserve"> </w:t>
       </w:r>
       <w:r>
-        <w:rPr>
-          <w:lang w:val="en-US"/>
-        </w:rPr>
         <w:t>10000</w:t>
       </w:r>
       <w:r>
@@ -7517,21 +7512,29 @@
         <w:t xml:space="preserve"> </w:t>
       </w:r>
       <w:r>
-        <w:rPr>
-          <w:lang w:val="en-US"/>
-        </w:rPr>
         <w:t>=</w:t>
       </w:r>
       <w:r>
         <w:t xml:space="preserve"> </w:t>
       </w:r>
       <w:r>
+        <w:t>643</w:t>
+      </w:r>
+    </w:p>
+    <w:p>
+      <w:pPr>
         <w:rPr>
           <w:lang w:val="en-US"/>
         </w:rPr>
-        <w:t>643</w:t>
+      </w:pPr>
+      <w:r>
+        <w:rPr>
+          <w:lang w:val="en-US"/>
+        </w:rPr>
+        <w:t>A = -10964 -30126 +2055 + 2 = -39033</w:t>
       </w:r>
     </w:p>
+    <w:p/>
     <w:p/>
     <w:tbl>
       <w:tblPr>
@@ -17906,6 +17909,7 @@
                 <w:szCs w:val="15"/>
                 <w:bdr w:val="none" w:sz="0" w:space="0" w:color="auto"/>
               </w:rPr>
+              <w:lastRenderedPageBreak/>
               <w:t>542</w:t>
             </w:r>
           </w:p>
@@ -19052,7 +19056,6 @@
                 <w:szCs w:val="15"/>
                 <w:bdr w:val="none" w:sz="0" w:space="0" w:color="auto"/>
               </w:rPr>
-              <w:lastRenderedPageBreak/>
               <w:t>544</w:t>
             </w:r>
           </w:p>
